--- a/template_search_seizure.docx.docx
+++ b/template_search_seizure.docx.docx
@@ -1794,13 +1794,41 @@
         </w:rPr>
         <w:t xml:space="preserve">                                                   </w:t>
       </w:r>
-      <w:r>
-        <w:rPr>
-          <w:rFonts w:ascii="TH SarabunIT๙" w:hAnsi="TH SarabunIT๙" w:cs="TH SarabunIT๙"/>
-          <w:sz w:val="32"/>
-          <w:szCs w:val="32"/>
-        </w:rPr>
-        <w:t>( {{ leader_name_1 }} )</w:t>
+      <w:proofErr w:type="gramStart"/>
+      <w:r>
+        <w:rPr>
+          <w:rFonts w:ascii="TH SarabunIT๙" w:hAnsi="TH SarabunIT๙" w:cs="TH SarabunIT๙"/>
+          <w:sz w:val="32"/>
+          <w:szCs w:val="32"/>
+        </w:rPr>
+        <w:t>( {{ leader</w:t>
+      </w:r>
+      <w:proofErr w:type="gramEnd"/>
+      <w:r>
+        <w:rPr>
+          <w:rFonts w:ascii="TH SarabunIT๙" w:hAnsi="TH SarabunIT๙" w:cs="TH SarabunIT๙"/>
+          <w:sz w:val="32"/>
+          <w:szCs w:val="32"/>
+        </w:rPr>
+        <w:t>_name_</w:t>
+      </w:r>
+      <w:proofErr w:type="gramStart"/>
+      <w:r>
+        <w:rPr>
+          <w:rFonts w:ascii="TH SarabunIT๙" w:hAnsi="TH SarabunIT๙" w:cs="TH SarabunIT๙"/>
+          <w:sz w:val="32"/>
+          <w:szCs w:val="32"/>
+        </w:rPr>
+        <w:t>1 }</w:t>
+      </w:r>
+      <w:proofErr w:type="gramEnd"/>
+      <w:r>
+        <w:rPr>
+          <w:rFonts w:ascii="TH SarabunIT๙" w:hAnsi="TH SarabunIT๙" w:cs="TH SarabunIT๙"/>
+          <w:sz w:val="32"/>
+          <w:szCs w:val="32"/>
+        </w:rPr>
+        <w:t>} )</w:t>
       </w:r>
     </w:p>
     <w:p>
@@ -1963,7 +1991,16 @@
                 <w:sz w:val="32"/>
                 <w:szCs w:val="32"/>
               </w:rPr>
-              <w:t>signature_rows</w:t>
+              <w:t>signature_</w:t>
+            </w:r>
+            <w:proofErr w:type="gramStart"/>
+            <w:r>
+              <w:rPr>
+                <w:rFonts w:ascii="TH SarabunIT๙" w:hAnsi="TH SarabunIT๙" w:cs="TH SarabunIT๙"/>
+                <w:sz w:val="32"/>
+                <w:szCs w:val="32"/>
+              </w:rPr>
+              <w:t>rows</w:t>
             </w:r>
             <w:proofErr w:type="spellEnd"/>
             <w:r>
@@ -1972,8 +2009,19 @@
                 <w:sz w:val="32"/>
                 <w:szCs w:val="32"/>
               </w:rPr>
-              <w:t xml:space="preserve"> %} </w:t>
+              <w:t xml:space="preserve"> %}</w:t>
             </w:r>
+            <w:proofErr w:type="gramEnd"/>
+          </w:p>
+          <w:p>
+            <w:pPr>
+              <w:jc w:val="center"/>
+              <w:rPr>
+                <w:rFonts w:ascii="TH SarabunIT๙" w:hAnsi="TH SarabunIT๙" w:cs="TH SarabunIT๙"/>
+                <w:sz w:val="32"/>
+                <w:szCs w:val="32"/>
+              </w:rPr>
+            </w:pPr>
             <w:r>
               <w:rPr>
                 <w:rFonts w:ascii="TH SarabunIT๙" w:hAnsi="TH SarabunIT๙" w:cs="TH SarabunIT๙"/>
@@ -2010,13 +2058,41 @@
                 <w:szCs w:val="32"/>
               </w:rPr>
             </w:pPr>
+            <w:proofErr w:type="gramStart"/>
             <w:r>
               <w:rPr>
                 <w:rFonts w:ascii="TH SarabunIT๙" w:hAnsi="TH SarabunIT๙" w:cs="TH SarabunIT๙"/>
                 <w:sz w:val="32"/>
                 <w:szCs w:val="32"/>
               </w:rPr>
-              <w:t>( {{ row.officer1_name }} )</w:t>
+              <w:t>( {{ row</w:t>
+            </w:r>
+            <w:proofErr w:type="gramEnd"/>
+            <w:r>
+              <w:rPr>
+                <w:rFonts w:ascii="TH SarabunIT๙" w:hAnsi="TH SarabunIT๙" w:cs="TH SarabunIT๙"/>
+                <w:sz w:val="32"/>
+                <w:szCs w:val="32"/>
+              </w:rPr>
+              <w:t>.officer1_</w:t>
+            </w:r>
+            <w:proofErr w:type="gramStart"/>
+            <w:r>
+              <w:rPr>
+                <w:rFonts w:ascii="TH SarabunIT๙" w:hAnsi="TH SarabunIT๙" w:cs="TH SarabunIT๙"/>
+                <w:sz w:val="32"/>
+                <w:szCs w:val="32"/>
+              </w:rPr>
+              <w:t>name }</w:t>
+            </w:r>
+            <w:proofErr w:type="gramEnd"/>
+            <w:r>
+              <w:rPr>
+                <w:rFonts w:ascii="TH SarabunIT๙" w:hAnsi="TH SarabunIT๙" w:cs="TH SarabunIT๙"/>
+                <w:sz w:val="32"/>
+                <w:szCs w:val="32"/>
+              </w:rPr>
+              <w:t>} )</w:t>
             </w:r>
           </w:p>
         </w:tc>
@@ -2038,6 +2114,63 @@
                 <w:rFonts w:ascii="TH SarabunIT๙" w:hAnsi="TH SarabunIT๙" w:cs="TH SarabunIT๙"/>
                 <w:sz w:val="32"/>
                 <w:szCs w:val="32"/>
+              </w:rPr>
+              <w:t xml:space="preserve">{% if </w:t>
+            </w:r>
+            <w:proofErr w:type="spellStart"/>
+            <w:proofErr w:type="gramStart"/>
+            <w:r>
+              <w:rPr>
+                <w:rFonts w:ascii="TH SarabunIT๙" w:hAnsi="TH SarabunIT๙" w:cs="TH SarabunIT๙"/>
+                <w:sz w:val="32"/>
+                <w:szCs w:val="32"/>
+              </w:rPr>
+              <w:t>row.officer</w:t>
+            </w:r>
+            <w:proofErr w:type="spellEnd"/>
+            <w:proofErr w:type="gramEnd"/>
+            <w:r>
+              <w:rPr>
+                <w:rFonts w:ascii="TH SarabunIT๙" w:hAnsi="TH SarabunIT๙" w:cs="TH SarabunIT๙"/>
+                <w:sz w:val="32"/>
+                <w:szCs w:val="32"/>
+                <w:cs/>
+              </w:rPr>
+              <w:t>2</w:t>
+            </w:r>
+            <w:r>
+              <w:rPr>
+                <w:rFonts w:ascii="TH SarabunIT๙" w:hAnsi="TH SarabunIT๙" w:cs="TH SarabunIT๙"/>
+                <w:sz w:val="32"/>
+                <w:szCs w:val="32"/>
+              </w:rPr>
+              <w:t>_</w:t>
+            </w:r>
+            <w:proofErr w:type="gramStart"/>
+            <w:r>
+              <w:rPr>
+                <w:rFonts w:ascii="TH SarabunIT๙" w:hAnsi="TH SarabunIT๙" w:cs="TH SarabunIT๙"/>
+                <w:sz w:val="32"/>
+                <w:szCs w:val="32"/>
+              </w:rPr>
+              <w:t>name %}</w:t>
+            </w:r>
+            <w:proofErr w:type="gramEnd"/>
+          </w:p>
+          <w:p>
+            <w:pPr>
+              <w:jc w:val="center"/>
+              <w:rPr>
+                <w:rFonts w:ascii="TH SarabunIT๙" w:hAnsi="TH SarabunIT๙" w:cs="TH SarabunIT๙"/>
+                <w:sz w:val="32"/>
+                <w:szCs w:val="32"/>
+              </w:rPr>
+            </w:pPr>
+            <w:r>
+              <w:rPr>
+                <w:rFonts w:ascii="TH SarabunIT๙" w:hAnsi="TH SarabunIT๙" w:cs="TH SarabunIT๙"/>
+                <w:sz w:val="32"/>
+                <w:szCs w:val="32"/>
                 <w:cs/>
               </w:rPr>
               <w:t xml:space="preserve">ลงชื่อ </w:t>
@@ -2048,24 +2181,43 @@
                 <w:sz w:val="32"/>
                 <w:szCs w:val="32"/>
               </w:rPr>
-              <w:t>{{ row.officer2_rank }}.....................................................</w:t>
+              <w:t xml:space="preserve">{{ </w:t>
+            </w:r>
+            <w:proofErr w:type="spellStart"/>
+            <w:r>
+              <w:rPr>
+                <w:rFonts w:ascii="TH SarabunIT๙" w:hAnsi="TH SarabunIT๙" w:cs="TH SarabunIT๙"/>
+                <w:sz w:val="32"/>
+                <w:szCs w:val="32"/>
+              </w:rPr>
+              <w:t>row.officer</w:t>
+            </w:r>
+            <w:proofErr w:type="spellEnd"/>
+            <w:r>
+              <w:rPr>
+                <w:rFonts w:ascii="TH SarabunIT๙" w:hAnsi="TH SarabunIT๙" w:cs="TH SarabunIT๙"/>
+                <w:sz w:val="32"/>
+                <w:szCs w:val="32"/>
+                <w:cs/>
+              </w:rPr>
+              <w:t>2</w:t>
             </w:r>
             <w:r>
               <w:rPr>
                 <w:rFonts w:ascii="TH SarabunIT๙" w:hAnsi="TH SarabunIT๙" w:cs="TH SarabunIT๙"/>
                 <w:sz w:val="32"/>
                 <w:szCs w:val="32"/>
-                <w:cs/>
-              </w:rPr>
-              <w:t>ผู้ตรวจค้น</w:t>
+              </w:rPr>
+              <w:t>_rank }}.....................................................</w:t>
             </w:r>
             <w:r>
               <w:rPr>
                 <w:rFonts w:ascii="TH SarabunIT๙" w:hAnsi="TH SarabunIT๙" w:cs="TH SarabunIT๙"/>
                 <w:sz w:val="32"/>
                 <w:szCs w:val="32"/>
-              </w:rPr>
-              <w:t xml:space="preserve"> {% if row.officer2_name %}</w:t>
+                <w:cs/>
+              </w:rPr>
+              <w:t>ผู้ตรวจค้น</w:t>
             </w:r>
           </w:p>
           <w:p>
@@ -2082,8 +2234,62 @@
                 <w:rFonts w:ascii="TH SarabunIT๙" w:hAnsi="TH SarabunIT๙" w:cs="TH SarabunIT๙"/>
                 <w:sz w:val="32"/>
                 <w:szCs w:val="32"/>
-              </w:rPr>
-              <w:t>( {{ row.officer2_name }} )</w:t>
+                <w:cs/>
+              </w:rPr>
+              <w:t xml:space="preserve">( </w:t>
+            </w:r>
+            <w:r>
+              <w:rPr>
+                <w:rFonts w:ascii="TH SarabunIT๙" w:hAnsi="TH SarabunIT๙" w:cs="TH SarabunIT๙"/>
+                <w:sz w:val="32"/>
+                <w:szCs w:val="32"/>
+              </w:rPr>
+              <w:t xml:space="preserve">{{ </w:t>
+            </w:r>
+            <w:proofErr w:type="spellStart"/>
+            <w:r>
+              <w:rPr>
+                <w:rFonts w:ascii="TH SarabunIT๙" w:hAnsi="TH SarabunIT๙" w:cs="TH SarabunIT๙"/>
+                <w:sz w:val="32"/>
+                <w:szCs w:val="32"/>
+              </w:rPr>
+              <w:t>row.officer</w:t>
+            </w:r>
+            <w:proofErr w:type="spellEnd"/>
+            <w:r>
+              <w:rPr>
+                <w:rFonts w:ascii="TH SarabunIT๙" w:hAnsi="TH SarabunIT๙" w:cs="TH SarabunIT๙"/>
+                <w:sz w:val="32"/>
+                <w:szCs w:val="32"/>
+                <w:cs/>
+              </w:rPr>
+              <w:t>2</w:t>
+            </w:r>
+            <w:r>
+              <w:rPr>
+                <w:rFonts w:ascii="TH SarabunIT๙" w:hAnsi="TH SarabunIT๙" w:cs="TH SarabunIT๙"/>
+                <w:sz w:val="32"/>
+                <w:szCs w:val="32"/>
+              </w:rPr>
+              <w:t>_name }} )</w:t>
+            </w:r>
+          </w:p>
+          <w:p>
+            <w:pPr>
+              <w:jc w:val="center"/>
+              <w:rPr>
+                <w:rFonts w:ascii="TH SarabunIT๙" w:hAnsi="TH SarabunIT๙" w:cs="TH SarabunIT๙"/>
+                <w:sz w:val="32"/>
+                <w:szCs w:val="32"/>
+              </w:rPr>
+            </w:pPr>
+            <w:r>
+              <w:rPr>
+                <w:rFonts w:ascii="TH SarabunIT๙" w:hAnsi="TH SarabunIT๙" w:cs="TH SarabunIT๙"/>
+                <w:sz w:val="32"/>
+                <w:szCs w:val="32"/>
+              </w:rPr>
+              <w:t>{% endif %}</w:t>
             </w:r>
           </w:p>
         </w:tc>
@@ -2107,8 +2313,66 @@
                 <w:rFonts w:ascii="TH SarabunIT๙" w:hAnsi="TH SarabunIT๙" w:cs="TH SarabunIT๙"/>
                 <w:sz w:val="32"/>
                 <w:szCs w:val="32"/>
+              </w:rPr>
+              <w:t xml:space="preserve">{% if </w:t>
+            </w:r>
+            <w:proofErr w:type="spellStart"/>
+            <w:proofErr w:type="gramStart"/>
+            <w:r>
+              <w:rPr>
+                <w:rFonts w:ascii="TH SarabunIT๙" w:hAnsi="TH SarabunIT๙" w:cs="TH SarabunIT๙"/>
+                <w:sz w:val="32"/>
+                <w:szCs w:val="32"/>
+              </w:rPr>
+              <w:t>row.officer</w:t>
+            </w:r>
+            <w:proofErr w:type="spellEnd"/>
+            <w:proofErr w:type="gramEnd"/>
+            <w:r>
+              <w:rPr>
+                <w:rFonts w:ascii="TH SarabunIT๙" w:hAnsi="TH SarabunIT๙" w:cs="TH SarabunIT๙"/>
+                <w:sz w:val="32"/>
+                <w:szCs w:val="32"/>
                 <w:cs/>
               </w:rPr>
+              <w:t>2</w:t>
+            </w:r>
+            <w:r>
+              <w:rPr>
+                <w:rFonts w:ascii="TH SarabunIT๙" w:hAnsi="TH SarabunIT๙" w:cs="TH SarabunIT๙"/>
+                <w:sz w:val="32"/>
+                <w:szCs w:val="32"/>
+              </w:rPr>
+              <w:t>_</w:t>
+            </w:r>
+            <w:proofErr w:type="gramStart"/>
+            <w:r>
+              <w:rPr>
+                <w:rFonts w:ascii="TH SarabunIT๙" w:hAnsi="TH SarabunIT๙" w:cs="TH SarabunIT๙"/>
+                <w:sz w:val="32"/>
+                <w:szCs w:val="32"/>
+              </w:rPr>
+              <w:t>name %}</w:t>
+            </w:r>
+            <w:proofErr w:type="gramEnd"/>
+          </w:p>
+          <w:p>
+            <w:pPr>
+              <w:jc w:val="center"/>
+              <w:rPr>
+                <w:rFonts w:ascii="TH SarabunIT๙" w:hAnsi="TH SarabunIT๙" w:cs="TH SarabunIT๙"/>
+                <w:sz w:val="32"/>
+                <w:szCs w:val="32"/>
+              </w:rPr>
+            </w:pPr>
+            <w:r>
+              <w:rPr>
+                <w:rFonts w:ascii="TH SarabunIT๙" w:hAnsi="TH SarabunIT๙" w:cs="TH SarabunIT๙"/>
+                <w:sz w:val="32"/>
+                <w:szCs w:val="32"/>
+                <w:cs/>
+              </w:rPr>
+              <w:lastRenderedPageBreak/>
               <w:t xml:space="preserve">ลงชื่อ </w:t>
             </w:r>
             <w:r>
@@ -2117,15 +2381,26 @@
                 <w:sz w:val="32"/>
                 <w:szCs w:val="32"/>
               </w:rPr>
-              <w:t>{{ row.officer</w:t>
+              <w:t xml:space="preserve">{{ </w:t>
             </w:r>
+            <w:proofErr w:type="spellStart"/>
             <w:r>
               <w:rPr>
                 <w:rFonts w:ascii="TH SarabunIT๙" w:hAnsi="TH SarabunIT๙" w:cs="TH SarabunIT๙"/>
                 <w:sz w:val="32"/>
                 <w:szCs w:val="32"/>
               </w:rPr>
-              <w:t>3</w:t>
+              <w:t>row.officer</w:t>
+            </w:r>
+            <w:proofErr w:type="spellEnd"/>
+            <w:r>
+              <w:rPr>
+                <w:rFonts w:ascii="TH SarabunIT๙" w:hAnsi="TH SarabunIT๙" w:cs="TH SarabunIT๙"/>
+                <w:sz w:val="32"/>
+                <w:szCs w:val="32"/>
+                <w:cs/>
+              </w:rPr>
+              <w:t>2</w:t>
             </w:r>
             <w:r>
               <w:rPr>
@@ -2143,30 +2418,6 @@
                 <w:cs/>
               </w:rPr>
               <w:t>ผู้ตรวจค้น</w:t>
-            </w:r>
-            <w:r>
-              <w:rPr>
-                <w:rFonts w:ascii="TH SarabunIT๙" w:hAnsi="TH SarabunIT๙" w:cs="TH SarabunIT๙"/>
-                <w:sz w:val="32"/>
-                <w:szCs w:val="32"/>
-              </w:rPr>
-              <w:t xml:space="preserve"> {% if row.officer</w:t>
-            </w:r>
-            <w:r>
-              <w:rPr>
-                <w:rFonts w:ascii="TH SarabunIT๙" w:hAnsi="TH SarabunIT๙" w:cs="TH SarabunIT๙"/>
-                <w:sz w:val="32"/>
-                <w:szCs w:val="32"/>
-              </w:rPr>
-              <w:t>3</w:t>
-            </w:r>
-            <w:r>
-              <w:rPr>
-                <w:rFonts w:ascii="TH SarabunIT๙" w:hAnsi="TH SarabunIT๙" w:cs="TH SarabunIT๙"/>
-                <w:sz w:val="32"/>
-                <w:szCs w:val="32"/>
-              </w:rPr>
-              <w:t>_name %}</w:t>
             </w:r>
           </w:p>
           <w:p>
@@ -2183,9 +2434,9 @@
                 <w:rFonts w:ascii="TH SarabunIT๙" w:hAnsi="TH SarabunIT๙" w:cs="TH SarabunIT๙"/>
                 <w:sz w:val="32"/>
                 <w:szCs w:val="32"/>
-              </w:rPr>
-              <w:lastRenderedPageBreak/>
-              <w:t>( {{ row.officer</w:t>
+                <w:cs/>
+              </w:rPr>
+              <w:t xml:space="preserve">( </w:t>
             </w:r>
             <w:r>
               <w:rPr>
@@ -2193,15 +2444,7 @@
                 <w:sz w:val="32"/>
                 <w:szCs w:val="32"/>
               </w:rPr>
-              <w:t>3</w:t>
-            </w:r>
-            <w:r>
-              <w:rPr>
-                <w:rFonts w:ascii="TH SarabunIT๙" w:hAnsi="TH SarabunIT๙" w:cs="TH SarabunIT๙"/>
-                <w:sz w:val="32"/>
-                <w:szCs w:val="32"/>
-              </w:rPr>
-              <w:t xml:space="preserve">_name }} ) {% endif %} {%  </w:t>
+              <w:t xml:space="preserve">{{ </w:t>
             </w:r>
             <w:proofErr w:type="spellStart"/>
             <w:r>
@@ -2210,7 +2453,7 @@
                 <w:sz w:val="32"/>
                 <w:szCs w:val="32"/>
               </w:rPr>
-              <w:t>endfor</w:t>
+              <w:t>row.officer</w:t>
             </w:r>
             <w:proofErr w:type="spellEnd"/>
             <w:r>
@@ -2218,8 +2461,17 @@
                 <w:rFonts w:ascii="TH SarabunIT๙" w:hAnsi="TH SarabunIT๙" w:cs="TH SarabunIT๙"/>
                 <w:sz w:val="32"/>
                 <w:szCs w:val="32"/>
-              </w:rPr>
-              <w:t xml:space="preserve"> %}</w:t>
+                <w:cs/>
+              </w:rPr>
+              <w:t>2</w:t>
+            </w:r>
+            <w:r>
+              <w:rPr>
+                <w:rFonts w:ascii="TH SarabunIT๙" w:hAnsi="TH SarabunIT๙" w:cs="TH SarabunIT๙"/>
+                <w:sz w:val="32"/>
+                <w:szCs w:val="32"/>
+              </w:rPr>
+              <w:t>_name }} )</w:t>
             </w:r>
           </w:p>
           <w:p>
@@ -2231,6 +2483,50 @@
                 <w:szCs w:val="32"/>
               </w:rPr>
             </w:pPr>
+            <w:r>
+              <w:rPr>
+                <w:rFonts w:ascii="TH SarabunIT๙" w:hAnsi="TH SarabunIT๙" w:cs="TH SarabunIT๙"/>
+                <w:sz w:val="32"/>
+                <w:szCs w:val="32"/>
+              </w:rPr>
+              <w:t>{% endif %}</w:t>
+            </w:r>
+          </w:p>
+          <w:p>
+            <w:pPr>
+              <w:jc w:val="center"/>
+              <w:rPr>
+                <w:rFonts w:ascii="TH SarabunIT๙" w:hAnsi="TH SarabunIT๙" w:cs="TH SarabunIT๙"/>
+                <w:sz w:val="32"/>
+                <w:szCs w:val="32"/>
+              </w:rPr>
+            </w:pPr>
+            <w:r>
+              <w:rPr>
+                <w:rFonts w:ascii="TH SarabunIT๙" w:hAnsi="TH SarabunIT๙" w:cs="TH SarabunIT๙"/>
+                <w:sz w:val="32"/>
+                <w:szCs w:val="32"/>
+              </w:rPr>
+              <w:t xml:space="preserve">{% </w:t>
+            </w:r>
+            <w:proofErr w:type="spellStart"/>
+            <w:r>
+              <w:rPr>
+                <w:rFonts w:ascii="TH SarabunIT๙" w:hAnsi="TH SarabunIT๙" w:cs="TH SarabunIT๙"/>
+                <w:sz w:val="32"/>
+                <w:szCs w:val="32"/>
+              </w:rPr>
+              <w:t>endfor</w:t>
+            </w:r>
+            <w:proofErr w:type="spellEnd"/>
+            <w:r>
+              <w:rPr>
+                <w:rFonts w:ascii="TH SarabunIT๙" w:hAnsi="TH SarabunIT๙" w:cs="TH SarabunIT๙"/>
+                <w:sz w:val="32"/>
+                <w:szCs w:val="32"/>
+              </w:rPr>
+              <w:t xml:space="preserve"> %}</w:t>
+            </w:r>
           </w:p>
         </w:tc>
         <w:tc>
@@ -3037,7 +3333,7 @@
         </w:rPr>
         <w:lastRenderedPageBreak/>
         <w:drawing>
-          <wp:inline distT="0" distB="0" distL="0" distR="0" wp14:anchorId="2AD5AD77" wp14:editId="1C9CB947">
+          <wp:inline distT="0" distB="0" distL="0" distR="0" wp14:anchorId="2AD5AD77" wp14:editId="6EBF8FF4">
             <wp:extent cx="4182745" cy="2842260"/>
             <wp:effectExtent l="19050" t="19050" r="27305" b="15240"/>
             <wp:docPr id="608966505" name="รูปภาพ 2"/>
@@ -3117,7 +3413,7 @@
           <w:cs/>
         </w:rPr>
         <w:drawing>
-          <wp:inline distT="0" distB="0" distL="0" distR="0" wp14:anchorId="4C7BB264" wp14:editId="002167EE">
+          <wp:inline distT="0" distB="0" distL="0" distR="0" wp14:anchorId="4C7BB264" wp14:editId="047A9C01">
             <wp:extent cx="4183380" cy="2865120"/>
             <wp:effectExtent l="19050" t="19050" r="26670" b="11430"/>
             <wp:docPr id="1633659764" name="รูปภาพ 3"/>
@@ -4890,7 +5186,7 @@
   <w:style w:type="paragraph" w:default="1" w:styleId="a">
     <w:name w:val="Normal"/>
     <w:qFormat/>
-    <w:rsid w:val="000D7322"/>
+    <w:rsid w:val="00A57A42"/>
     <w:rPr>
       <w:sz w:val="24"/>
       <w:szCs w:val="28"/>
